--- a/scripts/fixtures/word-acceptance/toolbar-acceptance.docx
+++ b/scripts/fixtures/word-acceptance/toolbar-acceptance.docx
@@ -10771,15 +10771,22 @@
             <m:oMath xmlns:m="http://schemas.openxmlformats.org/officeDocument/2006/math" xmlns:w="http://schemas.openxmlformats.org/wordprocessingml/2006/main">
               <m:sSup>
                 <m:sSupPr>
-                  <m:ctrlPr/>
+                  <m:ctrlPr>
+                    <w:rPr>
+                      <w:b/>
+                      <w:color w:val="FF0000"/>
+                      <w:sz w:val="12"/>
+                      <w:szCs w:val="12"/>
+                    </w:rPr>
+                  </m:ctrlPr>
                 </m:sSupPr>
                 <m:e>
                   <m:r>
                     <w:rPr>
                       <w:b/>
+                      <w:color w:val="FF0000"/>
                       <w:sz w:val="12"/>
                       <w:szCs w:val="12"/>
-                      <w:color w:val="FF0000"/>
                     </w:rPr>
                     <m:t xml:space="preserve">x</m:t>
                   </m:r>
@@ -10788,9 +10795,9 @@
                   <m:r>
                     <w:rPr>
                       <w:b/>
+                      <w:color w:val="FF0000"/>
                       <w:sz w:val="12"/>
                       <w:szCs w:val="12"/>
-                      <w:color w:val="FF0000"/>
                     </w:rPr>
                     <m:t xml:space="preserve">2</m:t>
                   </m:r>
@@ -10901,15 +10908,22 @@
             <m:oMath xmlns:m="http://schemas.openxmlformats.org/officeDocument/2006/math" xmlns:w="http://schemas.openxmlformats.org/wordprocessingml/2006/main">
               <m:sSup>
                 <m:sSupPr>
-                  <m:ctrlPr/>
+                  <m:ctrlPr>
+                    <w:rPr>
+                      <w:b/>
+                      <w:color w:val="FF0000"/>
+                      <w:sz w:val="15"/>
+                      <w:szCs w:val="15"/>
+                    </w:rPr>
+                  </m:ctrlPr>
                 </m:sSupPr>
                 <m:e>
                   <m:r>
                     <w:rPr>
                       <w:b/>
+                      <w:color w:val="FF0000"/>
                       <w:sz w:val="15"/>
                       <w:szCs w:val="15"/>
-                      <w:color w:val="FF0000"/>
                     </w:rPr>
                     <m:t xml:space="preserve">x</m:t>
                   </m:r>
@@ -10918,9 +10932,9 @@
                   <m:r>
                     <w:rPr>
                       <w:b/>
+                      <w:color w:val="FF0000"/>
                       <w:sz w:val="15"/>
                       <w:szCs w:val="15"/>
-                      <w:color w:val="FF0000"/>
                     </w:rPr>
                     <m:t xml:space="preserve">2</m:t>
                   </m:r>
@@ -11031,15 +11045,22 @@
             <m:oMath xmlns:m="http://schemas.openxmlformats.org/officeDocument/2006/math" xmlns:w="http://schemas.openxmlformats.org/wordprocessingml/2006/main">
               <m:sSup>
                 <m:sSupPr>
-                  <m:ctrlPr/>
+                  <m:ctrlPr>
+                    <w:rPr>
+                      <w:b/>
+                      <w:color w:val="FF0000"/>
+                      <w:sz w:val="18"/>
+                      <w:szCs w:val="18"/>
+                    </w:rPr>
+                  </m:ctrlPr>
                 </m:sSupPr>
                 <m:e>
                   <m:r>
                     <w:rPr>
                       <w:b/>
+                      <w:color w:val="FF0000"/>
                       <w:sz w:val="18"/>
                       <w:szCs w:val="18"/>
-                      <w:color w:val="FF0000"/>
                     </w:rPr>
                     <m:t xml:space="preserve">x</m:t>
                   </m:r>
@@ -11048,9 +11069,9 @@
                   <m:r>
                     <w:rPr>
                       <w:b/>
+                      <w:color w:val="FF0000"/>
                       <w:sz w:val="18"/>
                       <w:szCs w:val="18"/>
-                      <w:color w:val="FF0000"/>
                     </w:rPr>
                     <m:t xml:space="preserve">2</m:t>
                   </m:r>
@@ -11161,15 +11182,22 @@
             <m:oMath xmlns:m="http://schemas.openxmlformats.org/officeDocument/2006/math" xmlns:w="http://schemas.openxmlformats.org/wordprocessingml/2006/main">
               <m:sSup>
                 <m:sSupPr>
-                  <m:ctrlPr/>
+                  <m:ctrlPr>
+                    <w:rPr>
+                      <w:b/>
+                      <w:color w:val="FF0000"/>
+                      <w:sz w:val="21"/>
+                      <w:szCs w:val="21"/>
+                    </w:rPr>
+                  </m:ctrlPr>
                 </m:sSupPr>
                 <m:e>
                   <m:r>
                     <w:rPr>
                       <w:b/>
+                      <w:color w:val="FF0000"/>
                       <w:sz w:val="21"/>
                       <w:szCs w:val="21"/>
-                      <w:color w:val="FF0000"/>
                     </w:rPr>
                     <m:t xml:space="preserve">x</m:t>
                   </m:r>
@@ -11178,9 +11206,9 @@
                   <m:r>
                     <w:rPr>
                       <w:b/>
+                      <w:color w:val="FF0000"/>
                       <w:sz w:val="21"/>
                       <w:szCs w:val="21"/>
-                      <w:color w:val="FF0000"/>
                     </w:rPr>
                     <m:t xml:space="preserve">2</m:t>
                   </m:r>
@@ -11291,15 +11319,22 @@
             <m:oMath xmlns:m="http://schemas.openxmlformats.org/officeDocument/2006/math" xmlns:w="http://schemas.openxmlformats.org/wordprocessingml/2006/main">
               <m:sSup>
                 <m:sSupPr>
-                  <m:ctrlPr/>
+                  <m:ctrlPr>
+                    <w:rPr>
+                      <w:b/>
+                      <w:color w:val="FF0000"/>
+                      <w:sz w:val="24"/>
+                      <w:szCs w:val="24"/>
+                    </w:rPr>
+                  </m:ctrlPr>
                 </m:sSupPr>
                 <m:e>
                   <m:r>
                     <w:rPr>
                       <w:b/>
+                      <w:color w:val="FF0000"/>
                       <w:sz w:val="24"/>
                       <w:szCs w:val="24"/>
-                      <w:color w:val="FF0000"/>
                     </w:rPr>
                     <m:t xml:space="preserve">x</m:t>
                   </m:r>
@@ -11308,9 +11343,9 @@
                   <m:r>
                     <w:rPr>
                       <w:b/>
+                      <w:color w:val="FF0000"/>
                       <w:sz w:val="24"/>
                       <w:szCs w:val="24"/>
-                      <w:color w:val="FF0000"/>
                     </w:rPr>
                     <m:t xml:space="preserve">2</m:t>
                   </m:r>
@@ -11421,15 +11456,22 @@
             <m:oMath xmlns:m="http://schemas.openxmlformats.org/officeDocument/2006/math" xmlns:w="http://schemas.openxmlformats.org/wordprocessingml/2006/main">
               <m:sSup>
                 <m:sSupPr>
-                  <m:ctrlPr/>
+                  <m:ctrlPr>
+                    <w:rPr>
+                      <w:b/>
+                      <w:color w:val="FF0000"/>
+                      <w:sz w:val="27"/>
+                      <w:szCs w:val="27"/>
+                    </w:rPr>
+                  </m:ctrlPr>
                 </m:sSupPr>
                 <m:e>
                   <m:r>
                     <w:rPr>
                       <w:b/>
+                      <w:color w:val="FF0000"/>
                       <w:sz w:val="27"/>
                       <w:szCs w:val="27"/>
-                      <w:color w:val="FF0000"/>
                     </w:rPr>
                     <m:t xml:space="preserve">x</m:t>
                   </m:r>
@@ -11438,9 +11480,9 @@
                   <m:r>
                     <w:rPr>
                       <w:b/>
+                      <w:color w:val="FF0000"/>
                       <w:sz w:val="27"/>
                       <w:szCs w:val="27"/>
-                      <w:color w:val="FF0000"/>
                     </w:rPr>
                     <m:t xml:space="preserve">2</m:t>
                   </m:r>
@@ -11551,15 +11593,22 @@
             <m:oMath xmlns:m="http://schemas.openxmlformats.org/officeDocument/2006/math" xmlns:w="http://schemas.openxmlformats.org/wordprocessingml/2006/main">
               <m:sSup>
                 <m:sSupPr>
-                  <m:ctrlPr/>
+                  <m:ctrlPr>
+                    <w:rPr>
+                      <w:b/>
+                      <w:color w:val="FF0000"/>
+                      <w:sz w:val="30"/>
+                      <w:szCs w:val="30"/>
+                    </w:rPr>
+                  </m:ctrlPr>
                 </m:sSupPr>
                 <m:e>
                   <m:r>
                     <w:rPr>
                       <w:b/>
+                      <w:color w:val="FF0000"/>
                       <w:sz w:val="30"/>
                       <w:szCs w:val="30"/>
-                      <w:color w:val="FF0000"/>
                     </w:rPr>
                     <m:t xml:space="preserve">x</m:t>
                   </m:r>
@@ -11568,9 +11617,9 @@
                   <m:r>
                     <w:rPr>
                       <w:b/>
+                      <w:color w:val="FF0000"/>
                       <w:sz w:val="30"/>
                       <w:szCs w:val="30"/>
-                      <w:color w:val="FF0000"/>
                     </w:rPr>
                     <m:t xml:space="preserve">2</m:t>
                   </m:r>
@@ -11681,15 +11730,22 @@
             <m:oMath xmlns:m="http://schemas.openxmlformats.org/officeDocument/2006/math" xmlns:w="http://schemas.openxmlformats.org/wordprocessingml/2006/main">
               <m:sSup>
                 <m:sSupPr>
-                  <m:ctrlPr/>
+                  <m:ctrlPr>
+                    <w:rPr>
+                      <w:b/>
+                      <w:color w:val="FF0000"/>
+                      <w:sz w:val="33"/>
+                      <w:szCs w:val="33"/>
+                    </w:rPr>
+                  </m:ctrlPr>
                 </m:sSupPr>
                 <m:e>
                   <m:r>
                     <w:rPr>
                       <w:b/>
+                      <w:color w:val="FF0000"/>
                       <w:sz w:val="33"/>
                       <w:szCs w:val="33"/>
-                      <w:color w:val="FF0000"/>
                     </w:rPr>
                     <m:t xml:space="preserve">x</m:t>
                   </m:r>
@@ -11698,9 +11754,9 @@
                   <m:r>
                     <w:rPr>
                       <w:b/>
+                      <w:color w:val="FF0000"/>
                       <w:sz w:val="33"/>
                       <w:szCs w:val="33"/>
-                      <w:color w:val="FF0000"/>
                     </w:rPr>
                     <m:t xml:space="preserve">2</m:t>
                   </m:r>
@@ -11811,15 +11867,22 @@
             <m:oMath xmlns:m="http://schemas.openxmlformats.org/officeDocument/2006/math" xmlns:w="http://schemas.openxmlformats.org/wordprocessingml/2006/main">
               <m:sSup>
                 <m:sSupPr>
-                  <m:ctrlPr/>
+                  <m:ctrlPr>
+                    <w:rPr>
+                      <w:b/>
+                      <w:color w:val="FF0000"/>
+                      <w:sz w:val="36"/>
+                      <w:szCs w:val="36"/>
+                    </w:rPr>
+                  </m:ctrlPr>
                 </m:sSupPr>
                 <m:e>
                   <m:r>
                     <w:rPr>
                       <w:b/>
+                      <w:color w:val="FF0000"/>
                       <w:sz w:val="36"/>
                       <w:szCs w:val="36"/>
-                      <w:color w:val="FF0000"/>
                     </w:rPr>
                     <m:t xml:space="preserve">x</m:t>
                   </m:r>
@@ -11828,9 +11891,9 @@
                   <m:r>
                     <w:rPr>
                       <w:b/>
+                      <w:color w:val="FF0000"/>
                       <w:sz w:val="36"/>
                       <w:szCs w:val="36"/>
-                      <w:color w:val="FF0000"/>
                     </w:rPr>
                     <m:t xml:space="preserve">2</m:t>
                   </m:r>
@@ -11941,15 +12004,22 @@
             <m:oMath xmlns:m="http://schemas.openxmlformats.org/officeDocument/2006/math" xmlns:w="http://schemas.openxmlformats.org/wordprocessingml/2006/main">
               <m:sSup>
                 <m:sSupPr>
-                  <m:ctrlPr/>
+                  <m:ctrlPr>
+                    <w:rPr>
+                      <w:b/>
+                      <w:color w:val="FF0000"/>
+                      <w:sz w:val="39"/>
+                      <w:szCs w:val="39"/>
+                    </w:rPr>
+                  </m:ctrlPr>
                 </m:sSupPr>
                 <m:e>
                   <m:r>
                     <w:rPr>
                       <w:b/>
+                      <w:color w:val="FF0000"/>
                       <w:sz w:val="39"/>
                       <w:szCs w:val="39"/>
-                      <w:color w:val="FF0000"/>
                     </w:rPr>
                     <m:t xml:space="preserve">x</m:t>
                   </m:r>
@@ -11958,9 +12028,9 @@
                   <m:r>
                     <w:rPr>
                       <w:b/>
+                      <w:color w:val="FF0000"/>
                       <w:sz w:val="39"/>
                       <w:szCs w:val="39"/>
-                      <w:color w:val="FF0000"/>
                     </w:rPr>
                     <m:t xml:space="preserve">2</m:t>
                   </m:r>
@@ -12071,15 +12141,22 @@
             <m:oMath xmlns:m="http://schemas.openxmlformats.org/officeDocument/2006/math" xmlns:w="http://schemas.openxmlformats.org/wordprocessingml/2006/main">
               <m:sSup>
                 <m:sSupPr>
-                  <m:ctrlPr/>
+                  <m:ctrlPr>
+                    <w:rPr>
+                      <w:b/>
+                      <w:color w:val="FF0000"/>
+                      <w:sz w:val="42"/>
+                      <w:szCs w:val="42"/>
+                    </w:rPr>
+                  </m:ctrlPr>
                 </m:sSupPr>
                 <m:e>
                   <m:r>
                     <w:rPr>
                       <w:b/>
+                      <w:color w:val="FF0000"/>
                       <w:sz w:val="42"/>
                       <w:szCs w:val="42"/>
-                      <w:color w:val="FF0000"/>
                     </w:rPr>
                     <m:t xml:space="preserve">x</m:t>
                   </m:r>
@@ -12088,9 +12165,9 @@
                   <m:r>
                     <w:rPr>
                       <w:b/>
+                      <w:color w:val="FF0000"/>
                       <w:sz w:val="42"/>
                       <w:szCs w:val="42"/>
-                      <w:color w:val="FF0000"/>
                     </w:rPr>
                     <m:t xml:space="preserve">2</m:t>
                   </m:r>
@@ -12201,15 +12278,22 @@
             <m:oMath xmlns:m="http://schemas.openxmlformats.org/officeDocument/2006/math" xmlns:w="http://schemas.openxmlformats.org/wordprocessingml/2006/main">
               <m:sSup>
                 <m:sSupPr>
-                  <m:ctrlPr/>
+                  <m:ctrlPr>
+                    <w:rPr>
+                      <w:b/>
+                      <w:color w:val="FF0000"/>
+                      <w:sz w:val="45"/>
+                      <w:szCs w:val="45"/>
+                    </w:rPr>
+                  </m:ctrlPr>
                 </m:sSupPr>
                 <m:e>
                   <m:r>
                     <w:rPr>
                       <w:b/>
+                      <w:color w:val="FF0000"/>
                       <w:sz w:val="45"/>
                       <w:szCs w:val="45"/>
-                      <w:color w:val="FF0000"/>
                     </w:rPr>
                     <m:t xml:space="preserve">x</m:t>
                   </m:r>
@@ -12218,9 +12302,9 @@
                   <m:r>
                     <w:rPr>
                       <w:b/>
+                      <w:color w:val="FF0000"/>
                       <w:sz w:val="45"/>
                       <w:szCs w:val="45"/>
-                      <w:color w:val="FF0000"/>
                     </w:rPr>
                     <m:t xml:space="preserve">2</m:t>
                   </m:r>
@@ -12331,15 +12415,22 @@
             <m:oMath xmlns:m="http://schemas.openxmlformats.org/officeDocument/2006/math" xmlns:w="http://schemas.openxmlformats.org/wordprocessingml/2006/main">
               <m:sSup>
                 <m:sSupPr>
-                  <m:ctrlPr/>
+                  <m:ctrlPr>
+                    <w:rPr>
+                      <w:b/>
+                      <w:color w:val="FF0000"/>
+                      <w:sz w:val="54"/>
+                      <w:szCs w:val="54"/>
+                    </w:rPr>
+                  </m:ctrlPr>
                 </m:sSupPr>
                 <m:e>
                   <m:r>
                     <w:rPr>
                       <w:b/>
+                      <w:color w:val="FF0000"/>
                       <w:sz w:val="54"/>
                       <w:szCs w:val="54"/>
-                      <w:color w:val="FF0000"/>
                     </w:rPr>
                     <m:t xml:space="preserve">x</m:t>
                   </m:r>
@@ -12348,9 +12439,9 @@
                   <m:r>
                     <w:rPr>
                       <w:b/>
+                      <w:color w:val="FF0000"/>
                       <w:sz w:val="54"/>
                       <w:szCs w:val="54"/>
-                      <w:color w:val="FF0000"/>
                     </w:rPr>
                     <m:t xml:space="preserve">2</m:t>
                   </m:r>
